--- a/track-field-day-event-booklet.docx
+++ b/track-field-day-event-booklet.docx
@@ -399,7 +399,7 @@
           <w:szCs w:val="26"/>
         </w:rPr>
         <w:tab/>
-        <w:t>RING FLING (hula hoop)</w:t>
+        <w:t>RING FLING (hoop)</w:t>
       </w:r>
       <w:r>
         <w:rPr>
@@ -1663,7 +1663,7 @@
           <w:sz w:val="26"/>
           <w:szCs w:val="26"/>
         </w:rPr>
-        <w:t>HULA HOOP</w:t>
+        <w:t>HOOP TWIRL</w:t>
       </w:r>
       <w:r>
         <w:rPr>
